--- a/informes-growth/quanta-services-2026-10-14/Quanta Services - growth - 2026-10-14.docx
+++ b/informes-growth/quanta-services-2026-10-14/Quanta Services - growth - 2026-10-14.docx
@@ -4104,7 +4104,7 @@
         <w:t xml:space="preserve"> </w:t>
       </w:r>
       <w:r>
-        <w:t xml:space="preserve">El bolsillo growth está lleno (~20 %: Nu +19 %, Axon +36 %, Shopify +18 %, Snowflake +13 %, Samsara +15 % de ponderada al precio actual con v11) y la liquidez es de ≈ 27 EUR. Quanta da −18,8 % al cierre y −14,6 % al precio actual: más de 25 puntos por debajo de la más floja de las cinco (Snowflake).</w:t>
+        <w:t xml:space="preserve">El bolsillo growth está lleno (~20 %: Nu +19 %, Axon +36 %, Shopify +18 %, Snowflake +13 %, Samsara +15 % de ponderada al precio actual con v11) y la liquidez libre es casi nula. Quanta da −18,8 % al cierre y −14,6 % al precio actual: más de 25 puntos por debajo de la más floja de las cinco (Snowflake).</w:t>
       </w:r>
     </w:p>
     <w:p>
